--- a/downloads/handouts/Unit 05/Handout 05.13 - Cost Per Wear Worksheet and Quality Inspection Checklist.docx
+++ b/downloads/handouts/Unit 05/Handout 05.13 - Cost Per Wear Worksheet and Quality Inspection Checklist.docx
@@ -43,18 +43,6 @@
       </w:pPr>
       <w:r>
         <w:t xml:space="preserve">Word bank: price, wear, divide, seam, thread, button, strong</w:t>
-      </w:r>
-      <w:r>
-        <w:t xml:space="preserve"> </w:t>
-      </w:r>
-      <w:r>
-        <w:t xml:space="preserve">Turkish: fiyat, giyme, bölmek, dikiş yeri, iplik, düğme, sağlam</w:t>
-      </w:r>
-      <w:r>
-        <w:t xml:space="preserve"> </w:t>
-      </w:r>
-      <w:r>
-        <w:t xml:space="preserve">Portuguese: preço, uso, dividir, costura, linha, botão, forte</w:t>
       </w:r>
       <w:r>
         <w:t xml:space="preserve"> </w:t>
@@ -2468,8 +2456,11 @@
       </w:r>
     </w:p>
     <w:p>
-      <w:r>
-        <w:br w:type="page"/>
+      <w:pPr>
+        <w:pStyle w:val="BodyText"/>
+      </w:pPr>
+      <w:r>
+        <w:t xml:space="preserve">________________________________________________</w:t>
       </w:r>
     </w:p>
     <w:p>
@@ -2521,7 +2512,7 @@
     <w:sectPr>
       <w:headerReference w:type="default" r:id="rId9"/>
       <w:pgSz w:w="12240" w:h="15840"/>
-      <w:pgMar w:top="1440" w:bottom="1440" w:left="1440" w:right="1440" w:header="504"/>
+      <w:pgMar w:top="1152" w:bottom="1152" w:left="1152" w:right="1152" w:header="504"/>
     </w:sectPr>
   </w:body>
 </w:document>

--- a/downloads/handouts/Unit 05/Handout 05.13 - Cost Per Wear Worksheet and Quality Inspection Checklist.docx
+++ b/downloads/handouts/Unit 05/Handout 05.13 - Cost Per Wear Worksheet and Quality Inspection Checklist.docx
@@ -6,9 +6,9 @@
       <w:pPr>
         <w:pStyle w:val="Heading1"/>
       </w:pPr>
-      <w:bookmarkStart w:id="20" w:name="Xb5b2d35c50c70df6054c80912e42767a86613b2"/>
-      <w:r>
-        <w:t xml:space="preserve">Handout 05.13: Cost Per Wear Worksheet and Quality Inspection Checklist</w:t>
+      <w:bookmarkStart w:id="20" w:name="X8274f7fda03666ce394fb7b4b78c9117f3f8b6e"/>
+      <w:r>
+        <w:t xml:space="preserve">Handout 5.13: Cost Per Wear Worksheet and Quality Inspection Checklist</w:t>
       </w:r>
       <w:bookmarkEnd w:id="20"/>
     </w:p>

--- a/downloads/handouts/Unit 05/Handout 05.13 - Cost Per Wear Worksheet and Quality Inspection Checklist.docx
+++ b/downloads/handouts/Unit 05/Handout 05.13 - Cost Per Wear Worksheet and Quality Inspection Checklist.docx
@@ -113,7 +113,7 @@
         <w:t xml:space="preserve"> </w:t>
       </w:r>
       <w:r>
-        <w:t xml:space="preserve">A shirt costs $15. You wore it 5 times and then stopped wearing it.</w:t>
+        <w:t xml:space="preserve">A shirt costs $15. You wore it 5 times. Then you stopped wearing it.</w:t>
       </w:r>
     </w:p>
     <w:p>
@@ -146,7 +146,7 @@
         <w:pStyle w:val="BodyText"/>
       </w:pPr>
       <w:r>
-        <w:t xml:space="preserve">First you have to estimate. How many times do you wear a winter coat in one winter? ________ times</w:t>
+        <w:t xml:space="preserve">First you have to estimate (make a careful guess). How many times do you wear a winter coat in one winter? ________ times</w:t>
       </w:r>
     </w:p>
     <w:p>
@@ -186,7 +186,7 @@
         <w:pStyle w:val="BodyText"/>
       </w:pPr>
       <w:r>
-        <w:t xml:space="preserve">Write one sentence about what those two answers together tell you: ________________________________________________</w:t>
+        <w:t xml:space="preserve">Write one sentence: what do those two answers together tell you? ________________________________________________</w:t>
       </w:r>
     </w:p>
     <w:p>
@@ -204,7 +204,7 @@
         <w:pStyle w:val="FirstParagraph"/>
       </w:pPr>
       <w:r>
-        <w:t xml:space="preserve">Fill in what a good one looks like and what a fail looks like.</w:t>
+        <w:t xml:space="preserve">For each factor, fill in what a good one looks like and what a fail looks like.</w:t>
       </w:r>
     </w:p>
     <w:tbl>
@@ -311,7 +311,7 @@
               <w:jc w:val="left"/>
             </w:pPr>
             <w:r>
-              <w:t xml:space="preserve">Read the label. What is it made of, and in what percentages?</w:t>
+              <w:t xml:space="preserve">Read the label. What is it made of? What are the percentages?</w:t>
             </w:r>
           </w:p>
         </w:tc>
@@ -530,7 +530,7 @@
         <w:t xml:space="preserve"> </w:t>
       </w:r>
       <w:r>
-        <w:t xml:space="preserve">the raw edges are folded and wrapped inside, then stitched through. The strongest of the three. Look at the outside side seam of a pair of jeans.</w:t>
+        <w:t xml:space="preserve">the raw edges are folded and wrapped inside, then stitched through. It is the strongest of the three. Look at the outside side seam of a pair of jeans.</w:t>
       </w:r>
     </w:p>
     <w:p>
@@ -551,7 +551,7 @@
         <w:t xml:space="preserve"> </w:t>
       </w:r>
       <w:r>
-        <w:t xml:space="preserve">thread looped over the raw edge to stop it fraying. That is a finish, not a seam. A serged edge alone does not hold two pieces together.</w:t>
+        <w:t xml:space="preserve">thread looped over the raw edge to stop it from fraying. That is a finish, not a seam. A serged edge alone does not hold two pieces together.</w:t>
       </w:r>
     </w:p>
     <w:p>
@@ -611,7 +611,7 @@
         <w:pStyle w:val="FirstParagraph"/>
       </w:pPr>
       <w:r>
-        <w:t xml:space="preserve">Run all five checks on each garment your station gets. Check the box if the answer is good. Write the number where a number is asked for.</w:t>
+        <w:t xml:space="preserve">Run all five checks on each garment your station gets. Check the box if the result is good. Write the number where a number is asked for.</w:t>
       </w:r>
     </w:p>
     <w:p>
@@ -1737,7 +1737,7 @@
         <w:pStyle w:val="FirstParagraph"/>
       </w:pPr>
       <w:r>
-        <w:t xml:space="preserve">Most likely to last, 1, to least likely, 4. Write one reason for each rank.</w:t>
+        <w:t xml:space="preserve">Rank the four garments. 1 is most likely to last. 4 is least likely. Write one reason for each rank.</w:t>
       </w:r>
     </w:p>
     <w:tbl>
@@ -1938,7 +1938,7 @@
         <w:pStyle w:val="FirstParagraph"/>
       </w:pPr>
       <w:r>
-        <w:t xml:space="preserve">Two garments, two different people. Compute both.</w:t>
+        <w:t xml:space="preserve">Two garments, two different people. Compute cost per wear for both.</w:t>
       </w:r>
     </w:p>
     <w:p>
@@ -1949,7 +1949,7 @@
         <w:rPr>
           <w:b/>
         </w:rPr>
-        <w:t xml:space="preserve">Garment 2, the thin t-shirt: $8. Garment 1, the heavy sweatshirt: $44.</w:t>
+        <w:t xml:space="preserve">Garment 1, the heavy sweatshirt: $44. Garment 2, the thin t-shirt: $8.</w:t>
       </w:r>
     </w:p>
     <w:p>
@@ -2460,7 +2460,7 @@
         <w:pStyle w:val="BodyText"/>
       </w:pPr>
       <w:r>
-        <w:t xml:space="preserve">________________________________________________</w:t>
+        <w:t xml:space="preserve">Answer: ________________________________________________</w:t>
       </w:r>
     </w:p>
     <w:p>
@@ -2482,7 +2482,7 @@
         <w:pStyle w:val="Compact"/>
       </w:pPr>
       <w:r>
-        <w:t xml:space="preserve">At what number of wears does the $44 sweatshirt become cheaper per wear than an $8 t-shirt worn 10 times? Show your work.</w:t>
+        <w:t xml:space="preserve">An $8 t-shirt is worn 10 times. At what number of wears does the $44 sweatshirt become cheaper per wear than that t-shirt? Show your work.</w:t>
       </w:r>
     </w:p>
     <w:p>
@@ -2494,7 +2494,7 @@
         <w:pStyle w:val="Compact"/>
       </w:pPr>
       <w:r>
-        <w:t xml:space="preserve">The $8 t-shirt survives 10 washes. The $44 sweatshirt survives 100. If you need a sweatshirt for 100 washes, what does each option actually cost you in total? Which is cheaper?</w:t>
+        <w:t xml:space="preserve">The $8 t-shirt survives 10 washes. The $44 sweatshirt survives 100. You need a sweatshirt for 100 washes. (a) What does each option cost you in total? (b) Which is cheaper?</w:t>
       </w:r>
     </w:p>
     <w:p>
